--- a/CMA_B1_Ch08_AnswerKeys.docx
+++ b/CMA_B1_Ch08_AnswerKeys.docx
@@ -27,7 +27,7 @@
           <w:sz w:val="20"/>
           <w:szCs w:val="20"/>
         </w:rPr>
-        <w:t xml:space="preserve">Section 8.2 · Inventory II: Measurement Tests, Retail Estimates and Choosing a Method · 39 items · keep this sheet separate from the handout</w:t>
+        <w:t xml:space="preserve">Lower of cost or market · Inventory II: Measurement Tests, Retail Estimates and Choosing a Method · 39 items · keep this sheet separate from the handout</w:t>
       </w:r>
     </w:p>
     <w:tbl>
@@ -2194,7 +2194,7 @@
           <w:sz w:val="20"/>
           <w:szCs w:val="20"/>
         </w:rPr>
-        <w:t xml:space="preserve">Section 8.3 · Inventory II: Measurement Tests, Retail Estimates and Choosing a Method · 43 items · keep this sheet separate from the handout</w:t>
+        <w:t xml:space="preserve">The retail inventory method and the gross profit method · Inventory II: Measurement Tests, Retail Estimates and Choosing a Method · 43 items · keep this sheet separate from the handout</w:t>
       </w:r>
     </w:p>
     <w:tbl>
@@ -4450,7 +4450,7 @@
           <w:sz w:val="20"/>
           <w:szCs w:val="20"/>
         </w:rPr>
-        <w:t xml:space="preserve">The tables and figures · Inventory II: Measurement Tests, Retail Estimates and Choosing a Method · 26 items · keep this sheet separate from the handout</w:t>
+        <w:t xml:space="preserve">Inventory II: the figures and the schedules · Inventory II: Measurement Tests, Retail Estimates and Choosing a Method · 26 items · keep this sheet separate from the handout</w:t>
       </w:r>
     </w:p>
     <w:tbl>
@@ -6025,7 +6025,7 @@
           <w:sz w:val="20"/>
           <w:szCs w:val="20"/>
         </w:rPr>
-        <w:t xml:space="preserve">The tables and figures · part 4 · Inventory II: Measurement Tests, Retail Estimates and Choosing a Method · 31 items · keep this sheet separate from the handout</w:t>
+        <w:t xml:space="preserve">Inventory II: the figures and the schedules · part 2 · Inventory II: Measurement Tests, Retail Estimates and Choosing a Method · 31 items · keep this sheet separate from the handout</w:t>
       </w:r>
     </w:p>
     <w:tbl>
